--- a/baitap/th4_1.docx
+++ b/baitap/th4_1.docx
@@ -53,7 +53,14 @@
           <w:b/>
           <w:bCs/>
         </w:rPr>
-        <w:t>1B</w:t>
+        <w:t>2</w:t>
+      </w:r>
+      <w:r>
+        <w:rPr>
+          <w:b/>
+          <w:bCs/>
+        </w:rPr>
+        <w:t>B</w:t>
       </w:r>
       <w:r>
         <w:rPr>
@@ -2095,7 +2102,7 @@
     <w:p>
       <w:r>
         <w:pict w14:anchorId="25000484">
-          <v:rect id="_x0000_i1043" style="width:0;height:1.5pt" o:hralign="center" o:hrstd="t" o:hr="t" fillcolor="#a0a0a0" stroked="f"/>
+          <v:rect id="_x0000_i1033" style="width:0;height:1.5pt" o:hralign="center" o:hrstd="t" o:hr="t" fillcolor="#a0a0a0" stroked="f"/>
         </w:pict>
       </w:r>
     </w:p>
@@ -2300,7 +2307,7 @@
     <w:p>
       <w:r>
         <w:pict w14:anchorId="0427E1F1">
-          <v:rect id="_x0000_i1054" style="width:0;height:1.5pt" o:hralign="center" o:hrstd="t" o:hr="t" fillcolor="#a0a0a0" stroked="f"/>
+          <v:rect id="_x0000_i1034" style="width:0;height:1.5pt" o:hralign="center" o:hrstd="t" o:hr="t" fillcolor="#a0a0a0" stroked="f"/>
         </w:pict>
       </w:r>
     </w:p>
@@ -2445,14 +2452,14 @@
     <w:p>
       <w:r>
         <w:pict w14:anchorId="365CB010">
-          <v:rect id="_x0000_i1062" style="width:0;height:1.5pt" o:hralign="center" o:hrstd="t" o:hr="t" fillcolor="#a0a0a0" stroked="f"/>
+          <v:rect id="_x0000_i1035" style="width:0;height:1.5pt" o:hralign="center" o:hrstd="t" o:hr="t" fillcolor="#a0a0a0" stroked="f"/>
         </w:pict>
       </w:r>
     </w:p>
     <w:p>
       <w:r>
         <w:pict w14:anchorId="1CDB217E">
-          <v:rect id="_x0000_i1063" style="width:0;height:1.5pt" o:hralign="center" o:hrstd="t" o:hr="t" fillcolor="#a0a0a0" stroked="f"/>
+          <v:rect id="_x0000_i1036" style="width:0;height:1.5pt" o:hralign="center" o:hrstd="t" o:hr="t" fillcolor="#a0a0a0" stroked="f"/>
         </w:pict>
       </w:r>
     </w:p>
@@ -2600,7 +2607,7 @@
     <w:p>
       <w:r>
         <w:pict w14:anchorId="1DA0A3C9">
-          <v:rect id="_x0000_i1064" style="width:0;height:1.5pt" o:hralign="center" o:hrstd="t" o:hr="t" fillcolor="#a0a0a0" stroked="f"/>
+          <v:rect id="_x0000_i1037" style="width:0;height:1.5pt" o:hralign="center" o:hrstd="t" o:hr="t" fillcolor="#a0a0a0" stroked="f"/>
         </w:pict>
       </w:r>
     </w:p>
@@ -2732,7 +2739,7 @@
     <w:p>
       <w:r>
         <w:pict w14:anchorId="36B814A9">
-          <v:rect id="_x0000_i1065" style="width:0;height:1.5pt" o:hralign="center" o:hrstd="t" o:hr="t" fillcolor="#a0a0a0" stroked="f"/>
+          <v:rect id="_x0000_i1038" style="width:0;height:1.5pt" o:hralign="center" o:hrstd="t" o:hr="t" fillcolor="#a0a0a0" stroked="f"/>
         </w:pict>
       </w:r>
     </w:p>
@@ -2865,7 +2872,7 @@
     <w:p>
       <w:r>
         <w:pict w14:anchorId="4EFD6B8A">
-          <v:rect id="_x0000_i1066" style="width:0;height:1.5pt" o:hralign="center" o:hrstd="t" o:hr="t" fillcolor="#a0a0a0" stroked="f"/>
+          <v:rect id="_x0000_i1039" style="width:0;height:1.5pt" o:hralign="center" o:hrstd="t" o:hr="t" fillcolor="#a0a0a0" stroked="f"/>
         </w:pict>
       </w:r>
     </w:p>
@@ -2997,7 +3004,7 @@
     <w:p>
       <w:r>
         <w:pict w14:anchorId="6B13664C">
-          <v:rect id="_x0000_i1067" style="width:0;height:1.5pt" o:hralign="center" o:hrstd="t" o:hr="t" fillcolor="#a0a0a0" stroked="f"/>
+          <v:rect id="_x0000_i1040" style="width:0;height:1.5pt" o:hralign="center" o:hrstd="t" o:hr="t" fillcolor="#a0a0a0" stroked="f"/>
         </w:pict>
       </w:r>
     </w:p>
@@ -3130,7 +3137,7 @@
     <w:p>
       <w:r>
         <w:pict w14:anchorId="6248514B">
-          <v:rect id="_x0000_i1068" style="width:0;height:1.5pt" o:hralign="center" o:hrstd="t" o:hr="t" fillcolor="#a0a0a0" stroked="f"/>
+          <v:rect id="_x0000_i1041" style="width:0;height:1.5pt" o:hralign="center" o:hrstd="t" o:hr="t" fillcolor="#a0a0a0" stroked="f"/>
         </w:pict>
       </w:r>
     </w:p>
@@ -3262,7 +3269,7 @@
     <w:p>
       <w:r>
         <w:pict w14:anchorId="0B638271">
-          <v:rect id="_x0000_i1069" style="width:0;height:1.5pt" o:hralign="center" o:hrstd="t" o:hr="t" fillcolor="#a0a0a0" stroked="f"/>
+          <v:rect id="_x0000_i1042" style="width:0;height:1.5pt" o:hralign="center" o:hrstd="t" o:hr="t" fillcolor="#a0a0a0" stroked="f"/>
         </w:pict>
       </w:r>
     </w:p>
@@ -3395,7 +3402,7 @@
     <w:p>
       <w:r>
         <w:pict w14:anchorId="038FD483">
-          <v:rect id="_x0000_i1070" style="width:0;height:1.5pt" o:hralign="center" o:hrstd="t" o:hr="t" fillcolor="#a0a0a0" stroked="f"/>
+          <v:rect id="_x0000_i1043" style="width:0;height:1.5pt" o:hralign="center" o:hrstd="t" o:hr="t" fillcolor="#a0a0a0" stroked="f"/>
         </w:pict>
       </w:r>
     </w:p>
@@ -3527,7 +3534,7 @@
     <w:p>
       <w:r>
         <w:pict w14:anchorId="3FD8668E">
-          <v:rect id="_x0000_i1071" style="width:0;height:1.5pt" o:hralign="center" o:hrstd="t" o:hr="t" fillcolor="#a0a0a0" stroked="f"/>
+          <v:rect id="_x0000_i1044" style="width:0;height:1.5pt" o:hralign="center" o:hrstd="t" o:hr="t" fillcolor="#a0a0a0" stroked="f"/>
         </w:pict>
       </w:r>
     </w:p>
@@ -3660,7 +3667,7 @@
       <w:r>
         <w:lastRenderedPageBreak/>
         <w:pict w14:anchorId="6BE31B91">
-          <v:rect id="_x0000_i1072" style="width:0;height:1.5pt" o:hralign="center" o:hrstd="t" o:hr="t" fillcolor="#a0a0a0" stroked="f"/>
+          <v:rect id="_x0000_i1045" style="width:0;height:1.5pt" o:hralign="center" o:hrstd="t" o:hr="t" fillcolor="#a0a0a0" stroked="f"/>
         </w:pict>
       </w:r>
     </w:p>

--- a/baitap/th4_1.docx
+++ b/baitap/th4_1.docx
@@ -1410,7 +1410,13 @@
         <w:t>→ ____</w:t>
       </w:r>
       <w:r>
-        <w:t>this is Nam’ house</w:t>
+        <w:t>this is Nam’</w:t>
+      </w:r>
+      <w:r>
+        <w:t>s</w:t>
+      </w:r>
+      <w:r>
+        <w:t xml:space="preserve"> house</w:t>
       </w:r>
       <w:r>
         <w:t>_______________________</w:t>
@@ -2247,10 +2253,10 @@
     </w:p>
     <w:p>
       <w:r>
-        <w:t xml:space="preserve">He </w:t>
-      </w:r>
-      <w:r>
-        <w:t>live in a small town</w:t>
+        <w:t>I</w:t>
+      </w:r>
+      <w:r>
+        <w:t>n a small town</w:t>
       </w:r>
     </w:p>
     <w:p>
